--- a/РБД/РБД 3 практика.docx
+++ b/РБД/РБД 3 практика.docx
@@ -38,7 +38,7 @@
                 <w:lang w:eastAsia="ru-RU"/>
               </w:rPr>
               <w:drawing>
-                <wp:inline distT="0" distB="0" distL="0" distR="0" wp14:anchorId="02EE375D" wp14:editId="31F64219">
+                <wp:inline distT="0" distB="0" distL="0" distR="0" wp14:anchorId="02EE375D" wp14:editId="4311EDB7">
                   <wp:extent cx="1066800" cy="1066800"/>
                   <wp:effectExtent l="0" t="0" r="0" b="0"/>
                   <wp:docPr id="298370851" name="Рисунок 3"/>
@@ -738,8 +738,9 @@
           <w:lang w:eastAsia="zh-CN" w:bidi="hi-IN"/>
         </w:rPr>
         <w:lastRenderedPageBreak/>
-        <w:t>ПРАКТИЧЕСКАЯ РАБОТА №3. УСЛОВНАЯ ЛОГИКА,</w:t>
-      </w:r>
+        <w:t>ПРАКТИЧЕСКАЯ РАБОТА №3. УСЛОВНАЯ ЛОГИКА, ПОДЗАПРОСЫ И ОБОБЩЕННЫЕ ТАБЛИЧНЫЕ ВЫРАЖЕНИЯ (CTE</w:t>
+      </w:r>
+      <w:proofErr w:type="gramStart"/>
       <w:r>
         <w:rPr>
           <w:rFonts w:eastAsia="Droid Sans Fallback"/>
@@ -749,8 +750,9 @@
           <w:szCs w:val="32"/>
           <w:lang w:eastAsia="zh-CN" w:bidi="hi-IN"/>
         </w:rPr>
-        <w:t xml:space="preserve"> </w:t>
-      </w:r>
+        <w:t>)</w:t>
+      </w:r>
+      <w:proofErr w:type="gramEnd"/>
       <w:r>
         <w:rPr>
           <w:rFonts w:eastAsia="Droid Sans Fallback"/>
@@ -760,8 +762,25 @@
           <w:szCs w:val="32"/>
           <w:lang w:eastAsia="zh-CN" w:bidi="hi-IN"/>
         </w:rPr>
-        <w:t>ПОДЗАПРОСЫ И ОБОБЩЕННЫЕ ТАБЛИЧНЫЕ</w:t>
-      </w:r>
+        <w:t xml:space="preserve"> В POSTGRES PRO </w:t>
+      </w:r>
+    </w:p>
+    <w:p>
+      <w:pPr>
+        <w:suppressAutoHyphens/>
+        <w:autoSpaceDE/>
+        <w:autoSpaceDN/>
+        <w:spacing w:before="240" w:line="360" w:lineRule="auto"/>
+        <w:ind w:firstLine="709"/>
+        <w:jc w:val="both"/>
+        <w:rPr>
+          <w:rFonts w:eastAsia="Droid Sans Fallback"/>
+          <w:kern w:val="2"/>
+          <w:sz w:val="32"/>
+          <w:szCs w:val="32"/>
+          <w:lang w:eastAsia="zh-CN" w:bidi="hi-IN"/>
+        </w:rPr>
+      </w:pPr>
       <w:r>
         <w:rPr>
           <w:rFonts w:eastAsia="Droid Sans Fallback"/>
@@ -771,8 +790,219 @@
           <w:szCs w:val="32"/>
           <w:lang w:eastAsia="zh-CN" w:bidi="hi-IN"/>
         </w:rPr>
+        <w:t>Цель работы:</w:t>
+      </w:r>
+      <w:r>
+        <w:rPr>
+          <w:rFonts w:eastAsia="Droid Sans Fallback"/>
+          <w:kern w:val="2"/>
+          <w:sz w:val="32"/>
+          <w:szCs w:val="32"/>
+          <w:lang w:eastAsia="zh-CN" w:bidi="hi-IN"/>
+        </w:rPr>
         <w:t xml:space="preserve"> </w:t>
       </w:r>
+    </w:p>
+    <w:p>
+      <w:pPr>
+        <w:suppressAutoHyphens/>
+        <w:autoSpaceDE/>
+        <w:autoSpaceDN/>
+        <w:spacing w:line="360" w:lineRule="auto"/>
+        <w:ind w:firstLine="709"/>
+        <w:jc w:val="both"/>
+        <w:rPr>
+          <w:rFonts w:eastAsia="Droid Sans Fallback"/>
+          <w:kern w:val="2"/>
+          <w:sz w:val="28"/>
+          <w:szCs w:val="28"/>
+          <w:lang w:eastAsia="zh-CN" w:bidi="hi-IN"/>
+        </w:rPr>
+      </w:pPr>
+      <w:r>
+        <w:rPr>
+          <w:rFonts w:eastAsia="Droid Sans Fallback"/>
+          <w:kern w:val="2"/>
+          <w:sz w:val="28"/>
+          <w:szCs w:val="28"/>
+          <w:lang w:eastAsia="zh-CN" w:bidi="hi-IN"/>
+        </w:rPr>
+        <w:t xml:space="preserve">Работа направлена на формирование глубокого понимания и практического применения инструментов для реализации сложной бизнес-логики непосредственно на уровне базы данных. </w:t>
+      </w:r>
+    </w:p>
+    <w:p>
+      <w:pPr>
+        <w:suppressAutoHyphens/>
+        <w:autoSpaceDE/>
+        <w:autoSpaceDN/>
+        <w:spacing w:line="360" w:lineRule="auto"/>
+        <w:ind w:firstLine="709"/>
+        <w:jc w:val="both"/>
+        <w:rPr>
+          <w:rFonts w:eastAsia="Droid Sans Fallback"/>
+          <w:kern w:val="2"/>
+          <w:sz w:val="28"/>
+          <w:szCs w:val="28"/>
+          <w:lang w:eastAsia="zh-CN" w:bidi="hi-IN"/>
+        </w:rPr>
+      </w:pPr>
+      <w:r>
+        <w:rPr>
+          <w:rFonts w:eastAsia="Droid Sans Fallback"/>
+          <w:kern w:val="2"/>
+          <w:sz w:val="28"/>
+          <w:szCs w:val="28"/>
+          <w:lang w:eastAsia="zh-CN" w:bidi="hi-IN"/>
+        </w:rPr>
+        <w:t xml:space="preserve">По завершении работы необходимо уметь: </w:t>
+      </w:r>
+    </w:p>
+    <w:p>
+      <w:pPr>
+        <w:suppressAutoHyphens/>
+        <w:autoSpaceDE/>
+        <w:autoSpaceDN/>
+        <w:spacing w:line="360" w:lineRule="auto"/>
+        <w:ind w:firstLine="709"/>
+        <w:jc w:val="both"/>
+        <w:rPr>
+          <w:rFonts w:eastAsia="Droid Sans Fallback"/>
+          <w:kern w:val="2"/>
+          <w:sz w:val="28"/>
+          <w:szCs w:val="28"/>
+          <w:lang w:eastAsia="zh-CN" w:bidi="hi-IN"/>
+        </w:rPr>
+      </w:pPr>
+      <w:r>
+        <w:rPr>
+          <w:rFonts w:eastAsia="Droid Sans Fallback"/>
+          <w:kern w:val="2"/>
+          <w:sz w:val="28"/>
+          <w:szCs w:val="28"/>
+          <w:lang w:eastAsia="zh-CN" w:bidi="hi-IN"/>
+        </w:rPr>
+        <w:t xml:space="preserve">• Реализовывать сложную условную логику внутри SQL-запросов с использованием выражения CASE для категоризации данных, обработки исключительных ситуаций и динамического вычисления значений. </w:t>
+      </w:r>
+    </w:p>
+    <w:p>
+      <w:pPr>
+        <w:suppressAutoHyphens/>
+        <w:autoSpaceDE/>
+        <w:autoSpaceDN/>
+        <w:spacing w:line="360" w:lineRule="auto"/>
+        <w:ind w:firstLine="709"/>
+        <w:jc w:val="both"/>
+        <w:rPr>
+          <w:rFonts w:eastAsia="Droid Sans Fallback"/>
+          <w:kern w:val="2"/>
+          <w:sz w:val="28"/>
+          <w:szCs w:val="28"/>
+          <w:lang w:eastAsia="zh-CN" w:bidi="hi-IN"/>
+        </w:rPr>
+      </w:pPr>
+      <w:r>
+        <w:rPr>
+          <w:rFonts w:eastAsia="Droid Sans Fallback"/>
+          <w:kern w:val="2"/>
+          <w:sz w:val="28"/>
+          <w:szCs w:val="28"/>
+          <w:lang w:eastAsia="zh-CN" w:bidi="hi-IN"/>
+        </w:rPr>
+        <w:t xml:space="preserve">• Сформировать концептуальное понимание подзапросов, их классификации (скалярные, многострочные, коррелированные) и практического применения для выполнения динамической фильтрации и вычислений, основанных на результатах других запросов. </w:t>
+      </w:r>
+    </w:p>
+    <w:p>
+      <w:pPr>
+        <w:suppressAutoHyphens/>
+        <w:autoSpaceDE/>
+        <w:autoSpaceDN/>
+        <w:spacing w:line="360" w:lineRule="auto"/>
+        <w:ind w:firstLine="709"/>
+        <w:jc w:val="both"/>
+        <w:rPr>
+          <w:rFonts w:eastAsia="Droid Sans Fallback"/>
+          <w:kern w:val="2"/>
+          <w:sz w:val="28"/>
+          <w:szCs w:val="28"/>
+          <w:lang w:eastAsia="zh-CN" w:bidi="hi-IN"/>
+        </w:rPr>
+      </w:pPr>
+      <w:r>
+        <w:rPr>
+          <w:rFonts w:eastAsia="Droid Sans Fallback"/>
+          <w:kern w:val="2"/>
+          <w:sz w:val="28"/>
+          <w:szCs w:val="28"/>
+          <w:lang w:eastAsia="zh-CN" w:bidi="hi-IN"/>
+        </w:rPr>
+        <w:t xml:space="preserve">• Освоить синтаксис и методологию использования обобщенных табличных выражений (CTE) для декомпозиции сложных запросов, повышения их читаемости, структурированности и </w:t>
+      </w:r>
+      <w:proofErr w:type="spellStart"/>
+      <w:r>
+        <w:rPr>
+          <w:rFonts w:eastAsia="Droid Sans Fallback"/>
+          <w:kern w:val="2"/>
+          <w:sz w:val="28"/>
+          <w:szCs w:val="28"/>
+          <w:lang w:eastAsia="zh-CN" w:bidi="hi-IN"/>
+        </w:rPr>
+        <w:t>поддерживаемости</w:t>
+      </w:r>
+      <w:proofErr w:type="spellEnd"/>
+      <w:r>
+        <w:rPr>
+          <w:rFonts w:eastAsia="Droid Sans Fallback"/>
+          <w:kern w:val="2"/>
+          <w:sz w:val="28"/>
+          <w:szCs w:val="28"/>
+          <w:lang w:eastAsia="zh-CN" w:bidi="hi-IN"/>
+        </w:rPr>
+        <w:t xml:space="preserve">. </w:t>
+      </w:r>
+    </w:p>
+    <w:p>
+      <w:pPr>
+        <w:suppressAutoHyphens/>
+        <w:autoSpaceDE/>
+        <w:autoSpaceDN/>
+        <w:spacing w:line="360" w:lineRule="auto"/>
+        <w:ind w:firstLine="709"/>
+        <w:jc w:val="both"/>
+        <w:rPr>
+          <w:rFonts w:eastAsia="Droid Sans Fallback"/>
+          <w:kern w:val="2"/>
+          <w:sz w:val="28"/>
+          <w:szCs w:val="28"/>
+          <w:lang w:eastAsia="zh-CN" w:bidi="hi-IN"/>
+        </w:rPr>
+      </w:pPr>
+      <w:r>
+        <w:rPr>
+          <w:rFonts w:eastAsia="Droid Sans Fallback"/>
+          <w:kern w:val="2"/>
+          <w:sz w:val="28"/>
+          <w:szCs w:val="28"/>
+          <w:lang w:eastAsia="zh-CN" w:bidi="hi-IN"/>
+        </w:rPr>
+        <w:t>• Приобрести навыки работы с иерархическими и древовидными структурами данных, научившись составлять рекурсивные запросы с помощью WITH RECURSIVE для обхода и анализа таких структур</w:t>
+      </w:r>
+    </w:p>
+    <w:p>
+      <w:pPr>
+        <w:suppressAutoHyphens/>
+        <w:autoSpaceDE/>
+        <w:autoSpaceDN/>
+        <w:spacing w:before="240" w:line="360" w:lineRule="auto"/>
+        <w:ind w:firstLine="709"/>
+        <w:jc w:val="both"/>
+        <w:rPr>
+          <w:rFonts w:eastAsia="Droid Sans Fallback"/>
+          <w:kern w:val="2"/>
+          <w:sz w:val="32"/>
+          <w:szCs w:val="32"/>
+          <w:lang w:eastAsia="zh-CN" w:bidi="hi-IN"/>
+        </w:rPr>
+      </w:pPr>
       <w:r>
         <w:rPr>
           <w:rFonts w:eastAsia="Droid Sans Fallback"/>
@@ -782,69 +1012,7 @@
           <w:szCs w:val="32"/>
           <w:lang w:eastAsia="zh-CN" w:bidi="hi-IN"/>
         </w:rPr>
-        <w:t>ВЫРАЖЕНИЯ (CTE</w:t>
-      </w:r>
-      <w:proofErr w:type="gramStart"/>
-      <w:r>
-        <w:rPr>
-          <w:rFonts w:eastAsia="Droid Sans Fallback"/>
-          <w:b/>
-          <w:kern w:val="2"/>
-          <w:sz w:val="32"/>
-          <w:szCs w:val="32"/>
-          <w:lang w:eastAsia="zh-CN" w:bidi="hi-IN"/>
-        </w:rPr>
-        <w:t>)</w:t>
-      </w:r>
-      <w:proofErr w:type="gramEnd"/>
-      <w:r>
-        <w:rPr>
-          <w:rFonts w:eastAsia="Droid Sans Fallback"/>
-          <w:b/>
-          <w:kern w:val="2"/>
-          <w:sz w:val="32"/>
-          <w:szCs w:val="32"/>
-          <w:lang w:eastAsia="zh-CN" w:bidi="hi-IN"/>
-        </w:rPr>
-        <w:t xml:space="preserve"> В POSTGRES PRO </w:t>
-      </w:r>
-    </w:p>
-    <w:p>
-      <w:pPr>
-        <w:suppressAutoHyphens/>
-        <w:autoSpaceDE/>
-        <w:autoSpaceDN/>
-        <w:spacing w:before="240" w:line="360" w:lineRule="auto"/>
-        <w:ind w:firstLine="709"/>
-        <w:jc w:val="both"/>
-        <w:rPr>
-          <w:rFonts w:eastAsia="Droid Sans Fallback"/>
-          <w:kern w:val="2"/>
-          <w:sz w:val="32"/>
-          <w:szCs w:val="32"/>
-          <w:lang w:eastAsia="zh-CN" w:bidi="hi-IN"/>
-        </w:rPr>
-      </w:pPr>
-      <w:r>
-        <w:rPr>
-          <w:rFonts w:eastAsia="Droid Sans Fallback"/>
-          <w:b/>
-          <w:kern w:val="2"/>
-          <w:sz w:val="32"/>
-          <w:szCs w:val="32"/>
-          <w:lang w:eastAsia="zh-CN" w:bidi="hi-IN"/>
-        </w:rPr>
-        <w:t>Цель работы:</w:t>
-      </w:r>
-      <w:r>
-        <w:rPr>
-          <w:rFonts w:eastAsia="Droid Sans Fallback"/>
-          <w:kern w:val="2"/>
-          <w:sz w:val="32"/>
-          <w:szCs w:val="32"/>
-          <w:lang w:eastAsia="zh-CN" w:bidi="hi-IN"/>
-        </w:rPr>
-        <w:t xml:space="preserve"> </w:t>
+        <w:t>Постановка задачи:</w:t>
       </w:r>
     </w:p>
     <w:p>
@@ -857,6 +1025,7 @@
         <w:jc w:val="both"/>
         <w:rPr>
           <w:rFonts w:eastAsia="Droid Sans Fallback"/>
+          <w:b/>
           <w:kern w:val="2"/>
           <w:sz w:val="28"/>
           <w:szCs w:val="28"/>
@@ -866,12 +1035,13 @@
       <w:r>
         <w:rPr>
           <w:rFonts w:eastAsia="Droid Sans Fallback"/>
+          <w:b/>
           <w:kern w:val="2"/>
           <w:sz w:val="28"/>
           <w:szCs w:val="28"/>
           <w:lang w:eastAsia="zh-CN" w:bidi="hi-IN"/>
         </w:rPr>
-        <w:t xml:space="preserve">Работа направлена на формирование глубокого понимания и практического применения инструментов для реализации сложной бизнес-логики непосредственно на уровне базы данных. </w:t>
+        <w:t>Задание 1: использование оператора CASE</w:t>
       </w:r>
     </w:p>
     <w:p>
@@ -884,6 +1054,7 @@
         <w:jc w:val="both"/>
         <w:rPr>
           <w:rFonts w:eastAsia="Droid Sans Fallback"/>
+          <w:bCs/>
           <w:kern w:val="2"/>
           <w:sz w:val="28"/>
           <w:szCs w:val="28"/>
@@ -893,12 +1064,13 @@
       <w:r>
         <w:rPr>
           <w:rFonts w:eastAsia="Droid Sans Fallback"/>
+          <w:bCs/>
           <w:kern w:val="2"/>
           <w:sz w:val="28"/>
           <w:szCs w:val="28"/>
           <w:lang w:eastAsia="zh-CN" w:bidi="hi-IN"/>
         </w:rPr>
-        <w:t xml:space="preserve">По завершении работы необходимо уметь: </w:t>
+        <w:t>1. Составить запрос, использующий поисковое выражение CASE для категоризации данных по какому-либо числовому признаку из вашей БД (например, цена, количество, возраст). Запрос должен содержать не менее трех условий WHEN и ветку ELSE.</w:t>
       </w:r>
     </w:p>
     <w:p>
@@ -911,6 +1083,7 @@
         <w:jc w:val="both"/>
         <w:rPr>
           <w:rFonts w:eastAsia="Droid Sans Fallback"/>
+          <w:bCs/>
           <w:kern w:val="2"/>
           <w:sz w:val="28"/>
           <w:szCs w:val="28"/>
@@ -920,12 +1093,25 @@
       <w:r>
         <w:rPr>
           <w:rFonts w:eastAsia="Droid Sans Fallback"/>
+          <w:bCs/>
           <w:kern w:val="2"/>
           <w:sz w:val="28"/>
           <w:szCs w:val="28"/>
           <w:lang w:eastAsia="zh-CN" w:bidi="hi-IN"/>
         </w:rPr>
-        <w:t xml:space="preserve">• Реализовывать сложную условную логику внутри SQL-запросов с использованием выражения CASE для категоризации данных, обработки исключительных ситуаций и динамического вычисления значений. </w:t>
+        <w:t xml:space="preserve">2. Составить запрос, в котором оператор CASE используется внутри </w:t>
+      </w:r>
+      <w:r>
+        <w:rPr>
+          <w:rFonts w:eastAsia="Droid Sans Fallback"/>
+          <w:bCs/>
+          <w:kern w:val="2"/>
+          <w:sz w:val="28"/>
+          <w:szCs w:val="28"/>
+          <w:lang w:eastAsia="zh-CN" w:bidi="hi-IN"/>
+        </w:rPr>
+        <w:lastRenderedPageBreak/>
+        <w:t>агрегатной функции (например, SUM или COUNT) для выполнения условной агрегации.</w:t>
       </w:r>
     </w:p>
     <w:p>
@@ -938,6 +1124,7 @@
         <w:jc w:val="both"/>
         <w:rPr>
           <w:rFonts w:eastAsia="Droid Sans Fallback"/>
+          <w:b/>
           <w:kern w:val="2"/>
           <w:sz w:val="28"/>
           <w:szCs w:val="28"/>
@@ -947,12 +1134,13 @@
       <w:r>
         <w:rPr>
           <w:rFonts w:eastAsia="Droid Sans Fallback"/>
+          <w:b/>
           <w:kern w:val="2"/>
           <w:sz w:val="28"/>
           <w:szCs w:val="28"/>
           <w:lang w:eastAsia="zh-CN" w:bidi="hi-IN"/>
         </w:rPr>
-        <w:t xml:space="preserve">• Сформировать концептуальное понимание подзапросов, их классификации (скалярные, многострочные, коррелированные) и практического применения для выполнения динамической фильтрации и вычислений, основанных на результатах других запросов. </w:t>
+        <w:t>Задание 2: использование подзапросов.</w:t>
       </w:r>
     </w:p>
     <w:p>
@@ -965,6 +1153,7 @@
         <w:jc w:val="both"/>
         <w:rPr>
           <w:rFonts w:eastAsia="Droid Sans Fallback"/>
+          <w:bCs/>
           <w:kern w:val="2"/>
           <w:sz w:val="28"/>
           <w:szCs w:val="28"/>
@@ -974,34 +1163,13 @@
       <w:r>
         <w:rPr>
           <w:rFonts w:eastAsia="Droid Sans Fallback"/>
+          <w:bCs/>
           <w:kern w:val="2"/>
           <w:sz w:val="28"/>
           <w:szCs w:val="28"/>
           <w:lang w:eastAsia="zh-CN" w:bidi="hi-IN"/>
         </w:rPr>
-        <w:t xml:space="preserve">• Освоить синтаксис и методологию использования обобщенных табличных выражений (CTE) для декомпозиции сложных запросов, повышения их читаемости, структурированности и </w:t>
-      </w:r>
-      <w:proofErr w:type="spellStart"/>
-      <w:r>
-        <w:rPr>
-          <w:rFonts w:eastAsia="Droid Sans Fallback"/>
-          <w:kern w:val="2"/>
-          <w:sz w:val="28"/>
-          <w:szCs w:val="28"/>
-          <w:lang w:eastAsia="zh-CN" w:bidi="hi-IN"/>
-        </w:rPr>
-        <w:t>поддерживаемости</w:t>
-      </w:r>
-      <w:proofErr w:type="spellEnd"/>
-      <w:r>
-        <w:rPr>
-          <w:rFonts w:eastAsia="Droid Sans Fallback"/>
-          <w:kern w:val="2"/>
-          <w:sz w:val="28"/>
-          <w:szCs w:val="28"/>
-          <w:lang w:eastAsia="zh-CN" w:bidi="hi-IN"/>
-        </w:rPr>
-        <w:t xml:space="preserve">. </w:t>
+        <w:t>Составить и выполнить три запроса, демонстрирующих разные типы подзапросов.</w:t>
       </w:r>
     </w:p>
     <w:p>
@@ -1014,6 +1182,7 @@
         <w:jc w:val="both"/>
         <w:rPr>
           <w:rFonts w:eastAsia="Droid Sans Fallback"/>
+          <w:bCs/>
           <w:kern w:val="2"/>
           <w:sz w:val="28"/>
           <w:szCs w:val="28"/>
@@ -1023,40 +1192,13 @@
       <w:r>
         <w:rPr>
           <w:rFonts w:eastAsia="Droid Sans Fallback"/>
+          <w:bCs/>
           <w:kern w:val="2"/>
           <w:sz w:val="28"/>
           <w:szCs w:val="28"/>
           <w:lang w:eastAsia="zh-CN" w:bidi="hi-IN"/>
         </w:rPr>
-        <w:t>• Приобрести навыки работы с иерархическими и древовидными структурами данных, научившись составлять рекурсивные запросы с помощью WITH RECURSIVE для обхода и анализа таких структур</w:t>
-      </w:r>
-    </w:p>
-    <w:p>
-      <w:pPr>
-        <w:suppressAutoHyphens/>
-        <w:autoSpaceDE/>
-        <w:autoSpaceDN/>
-        <w:spacing w:before="240" w:line="360" w:lineRule="auto"/>
-        <w:ind w:firstLine="709"/>
-        <w:jc w:val="both"/>
-        <w:rPr>
-          <w:rFonts w:eastAsia="Droid Sans Fallback"/>
-          <w:kern w:val="2"/>
-          <w:sz w:val="32"/>
-          <w:szCs w:val="32"/>
-          <w:lang w:eastAsia="zh-CN" w:bidi="hi-IN"/>
-        </w:rPr>
-      </w:pPr>
-      <w:r>
-        <w:rPr>
-          <w:rFonts w:eastAsia="Droid Sans Fallback"/>
-          <w:b/>
-          <w:kern w:val="2"/>
-          <w:sz w:val="32"/>
-          <w:szCs w:val="32"/>
-          <w:lang w:eastAsia="zh-CN" w:bidi="hi-IN"/>
-        </w:rPr>
-        <w:t>Постановка задачи:</w:t>
+        <w:t>1. Скалярный подзапрос: найти все записи в таблице, у которых значение в некотором числовом столбце превышает среднее (или максимальное/минимальное) значение по этому столбцу.</w:t>
       </w:r>
     </w:p>
     <w:p>
@@ -1069,7 +1211,7 @@
         <w:jc w:val="both"/>
         <w:rPr>
           <w:rFonts w:eastAsia="Droid Sans Fallback"/>
-          <w:b/>
+          <w:bCs/>
           <w:kern w:val="2"/>
           <w:sz w:val="28"/>
           <w:szCs w:val="28"/>
@@ -1079,13 +1221,13 @@
       <w:r>
         <w:rPr>
           <w:rFonts w:eastAsia="Droid Sans Fallback"/>
-          <w:b/>
+          <w:bCs/>
           <w:kern w:val="2"/>
           <w:sz w:val="28"/>
           <w:szCs w:val="28"/>
           <w:lang w:eastAsia="zh-CN" w:bidi="hi-IN"/>
         </w:rPr>
-        <w:t>Задание 1: использование оператора CASE</w:t>
+        <w:t>2. Многострочный подзапрос с IN: вывести информацию из одной таблицы на основе идентификаторов, полученных из связанной таблицы по определенному критерию (в данном случае, обязательно по дате).</w:t>
       </w:r>
     </w:p>
     <w:p>
@@ -1114,7 +1256,29 @@
           <w:szCs w:val="28"/>
           <w:lang w:eastAsia="zh-CN" w:bidi="hi-IN"/>
         </w:rPr>
-        <w:t>1. Составить запрос, использующий поисковое выражение CASE для категоризации данных по какому-либо числовому признаку из вашей БД (например, цена, количество, возраст). Запрос должен содержать не менее трех условий WHEN и ветку ELSE.</w:t>
+        <w:t>3.</w:t>
+      </w:r>
+      <w:r>
+        <w:rPr>
+          <w:rFonts w:eastAsia="Droid Sans Fallback"/>
+          <w:bCs/>
+          <w:kern w:val="2"/>
+          <w:sz w:val="28"/>
+          <w:szCs w:val="28"/>
+          <w:lang w:eastAsia="zh-CN" w:bidi="hi-IN"/>
+        </w:rPr>
+        <w:t> </w:t>
+      </w:r>
+      <w:r>
+        <w:rPr>
+          <w:rFonts w:eastAsia="Droid Sans Fallback"/>
+          <w:bCs/>
+          <w:kern w:val="2"/>
+          <w:sz w:val="28"/>
+          <w:szCs w:val="28"/>
+          <w:lang w:eastAsia="zh-CN" w:bidi="hi-IN"/>
+        </w:rPr>
+        <w:t>Коррелированный подзапрос с EXISTS: найти все записи из родительской таблицы, для которых существует хотя бы одна связанная запись в дочерней таблице, удовлетворяющая текстовому условию.</w:t>
       </w:r>
     </w:p>
     <w:p>
@@ -1143,19 +1307,7 @@
           <w:szCs w:val="28"/>
           <w:lang w:eastAsia="zh-CN" w:bidi="hi-IN"/>
         </w:rPr>
-        <w:t xml:space="preserve">2. Составить запрос, в котором оператор CASE используется внутри </w:t>
-      </w:r>
-      <w:r>
-        <w:rPr>
-          <w:rFonts w:eastAsia="Droid Sans Fallback"/>
-          <w:bCs/>
-          <w:kern w:val="2"/>
-          <w:sz w:val="28"/>
-          <w:szCs w:val="28"/>
-          <w:lang w:eastAsia="zh-CN" w:bidi="hi-IN"/>
-        </w:rPr>
-        <w:lastRenderedPageBreak/>
-        <w:t>агрегатной функции (например, SUM или COUNT) для выполнения условной агрегации.</w:t>
+        <w:t>4. Альтернативное решение с JOIN: решите задачу из пункта выше (2.3, Коррелированный подзапрос с EXISTS), но на этот раз с использованием оператора соединения JOIN.</w:t>
       </w:r>
     </w:p>
     <w:p>
@@ -1184,7 +1336,7 @@
           <w:szCs w:val="28"/>
           <w:lang w:eastAsia="zh-CN" w:bidi="hi-IN"/>
         </w:rPr>
-        <w:t>Задание 2: использование подзапросов.</w:t>
+        <w:t>Задание 3: использование обобщенных табличных выражений (CTE).</w:t>
       </w:r>
     </w:p>
     <w:p>
@@ -1213,202 +1365,6 @@
           <w:szCs w:val="28"/>
           <w:lang w:eastAsia="zh-CN" w:bidi="hi-IN"/>
         </w:rPr>
-        <w:t>Составить и выполнить три запроса, демонстрирующих разные типы подзапросов.</w:t>
-      </w:r>
-    </w:p>
-    <w:p>
-      <w:pPr>
-        <w:suppressAutoHyphens/>
-        <w:autoSpaceDE/>
-        <w:autoSpaceDN/>
-        <w:spacing w:line="360" w:lineRule="auto"/>
-        <w:ind w:firstLine="709"/>
-        <w:jc w:val="both"/>
-        <w:rPr>
-          <w:rFonts w:eastAsia="Droid Sans Fallback"/>
-          <w:bCs/>
-          <w:kern w:val="2"/>
-          <w:sz w:val="28"/>
-          <w:szCs w:val="28"/>
-          <w:lang w:eastAsia="zh-CN" w:bidi="hi-IN"/>
-        </w:rPr>
-      </w:pPr>
-      <w:r>
-        <w:rPr>
-          <w:rFonts w:eastAsia="Droid Sans Fallback"/>
-          <w:bCs/>
-          <w:kern w:val="2"/>
-          <w:sz w:val="28"/>
-          <w:szCs w:val="28"/>
-          <w:lang w:eastAsia="zh-CN" w:bidi="hi-IN"/>
-        </w:rPr>
-        <w:t>1. Скалярный подзапрос: найти все записи в таблице, у которых значение в некотором числовом столбце превышает среднее (или максимальное/минимальное) значение по этому столбцу.</w:t>
-      </w:r>
-    </w:p>
-    <w:p>
-      <w:pPr>
-        <w:suppressAutoHyphens/>
-        <w:autoSpaceDE/>
-        <w:autoSpaceDN/>
-        <w:spacing w:line="360" w:lineRule="auto"/>
-        <w:ind w:firstLine="709"/>
-        <w:jc w:val="both"/>
-        <w:rPr>
-          <w:rFonts w:eastAsia="Droid Sans Fallback"/>
-          <w:bCs/>
-          <w:kern w:val="2"/>
-          <w:sz w:val="28"/>
-          <w:szCs w:val="28"/>
-          <w:lang w:eastAsia="zh-CN" w:bidi="hi-IN"/>
-        </w:rPr>
-      </w:pPr>
-      <w:r>
-        <w:rPr>
-          <w:rFonts w:eastAsia="Droid Sans Fallback"/>
-          <w:bCs/>
-          <w:kern w:val="2"/>
-          <w:sz w:val="28"/>
-          <w:szCs w:val="28"/>
-          <w:lang w:eastAsia="zh-CN" w:bidi="hi-IN"/>
-        </w:rPr>
-        <w:t>2. Многострочный подзапрос с IN: вывести информацию из одной таблицы на основе идентификаторов, полученных из связанной таблицы по определенному критерию (в данном случае, обязательно по дате).</w:t>
-      </w:r>
-    </w:p>
-    <w:p>
-      <w:pPr>
-        <w:suppressAutoHyphens/>
-        <w:autoSpaceDE/>
-        <w:autoSpaceDN/>
-        <w:spacing w:line="360" w:lineRule="auto"/>
-        <w:ind w:firstLine="709"/>
-        <w:jc w:val="both"/>
-        <w:rPr>
-          <w:rFonts w:eastAsia="Droid Sans Fallback"/>
-          <w:bCs/>
-          <w:kern w:val="2"/>
-          <w:sz w:val="28"/>
-          <w:szCs w:val="28"/>
-          <w:lang w:eastAsia="zh-CN" w:bidi="hi-IN"/>
-        </w:rPr>
-      </w:pPr>
-      <w:r>
-        <w:rPr>
-          <w:rFonts w:eastAsia="Droid Sans Fallback"/>
-          <w:bCs/>
-          <w:kern w:val="2"/>
-          <w:sz w:val="28"/>
-          <w:szCs w:val="28"/>
-          <w:lang w:eastAsia="zh-CN" w:bidi="hi-IN"/>
-        </w:rPr>
-        <w:t>3.</w:t>
-      </w:r>
-      <w:r>
-        <w:rPr>
-          <w:rFonts w:eastAsia="Droid Sans Fallback"/>
-          <w:bCs/>
-          <w:kern w:val="2"/>
-          <w:sz w:val="28"/>
-          <w:szCs w:val="28"/>
-          <w:lang w:eastAsia="zh-CN" w:bidi="hi-IN"/>
-        </w:rPr>
-        <w:t> </w:t>
-      </w:r>
-      <w:r>
-        <w:rPr>
-          <w:rFonts w:eastAsia="Droid Sans Fallback"/>
-          <w:bCs/>
-          <w:kern w:val="2"/>
-          <w:sz w:val="28"/>
-          <w:szCs w:val="28"/>
-          <w:lang w:eastAsia="zh-CN" w:bidi="hi-IN"/>
-        </w:rPr>
-        <w:t>Коррелированный подзапрос с EXISTS: найти все записи из родительской таблицы, для которых существует хотя бы одна связанная запись в дочерней таблице, удовлетворяющая текстовому условию.</w:t>
-      </w:r>
-    </w:p>
-    <w:p>
-      <w:pPr>
-        <w:suppressAutoHyphens/>
-        <w:autoSpaceDE/>
-        <w:autoSpaceDN/>
-        <w:spacing w:line="360" w:lineRule="auto"/>
-        <w:ind w:firstLine="709"/>
-        <w:jc w:val="both"/>
-        <w:rPr>
-          <w:rFonts w:eastAsia="Droid Sans Fallback"/>
-          <w:bCs/>
-          <w:kern w:val="2"/>
-          <w:sz w:val="28"/>
-          <w:szCs w:val="28"/>
-          <w:lang w:eastAsia="zh-CN" w:bidi="hi-IN"/>
-        </w:rPr>
-      </w:pPr>
-      <w:r>
-        <w:rPr>
-          <w:rFonts w:eastAsia="Droid Sans Fallback"/>
-          <w:bCs/>
-          <w:kern w:val="2"/>
-          <w:sz w:val="28"/>
-          <w:szCs w:val="28"/>
-          <w:lang w:eastAsia="zh-CN" w:bidi="hi-IN"/>
-        </w:rPr>
-        <w:t>4. Альтернативное решение с JOIN: решите задачу из пункта выше (2.3, Коррелированный подзапрос с EXISTS), но на этот раз с использованием оператора соединения JOIN.</w:t>
-      </w:r>
-    </w:p>
-    <w:p>
-      <w:pPr>
-        <w:suppressAutoHyphens/>
-        <w:autoSpaceDE/>
-        <w:autoSpaceDN/>
-        <w:spacing w:line="360" w:lineRule="auto"/>
-        <w:ind w:firstLine="709"/>
-        <w:jc w:val="both"/>
-        <w:rPr>
-          <w:rFonts w:eastAsia="Droid Sans Fallback"/>
-          <w:b/>
-          <w:kern w:val="2"/>
-          <w:sz w:val="28"/>
-          <w:szCs w:val="28"/>
-          <w:lang w:eastAsia="zh-CN" w:bidi="hi-IN"/>
-        </w:rPr>
-      </w:pPr>
-      <w:r>
-        <w:rPr>
-          <w:rFonts w:eastAsia="Droid Sans Fallback"/>
-          <w:b/>
-          <w:kern w:val="2"/>
-          <w:sz w:val="28"/>
-          <w:szCs w:val="28"/>
-          <w:lang w:eastAsia="zh-CN" w:bidi="hi-IN"/>
-        </w:rPr>
-        <w:t>Задание 3: использование обобщенных табличных выражений (CTE).</w:t>
-      </w:r>
-    </w:p>
-    <w:p>
-      <w:pPr>
-        <w:suppressAutoHyphens/>
-        <w:autoSpaceDE/>
-        <w:autoSpaceDN/>
-        <w:spacing w:line="360" w:lineRule="auto"/>
-        <w:ind w:firstLine="709"/>
-        <w:jc w:val="both"/>
-        <w:rPr>
-          <w:rFonts w:eastAsia="Droid Sans Fallback"/>
-          <w:bCs/>
-          <w:kern w:val="2"/>
-          <w:sz w:val="28"/>
-          <w:szCs w:val="28"/>
-          <w:lang w:eastAsia="zh-CN" w:bidi="hi-IN"/>
-        </w:rPr>
-      </w:pPr>
-      <w:r>
-        <w:rPr>
-          <w:rFonts w:eastAsia="Droid Sans Fallback"/>
-          <w:bCs/>
-          <w:kern w:val="2"/>
-          <w:sz w:val="28"/>
-          <w:szCs w:val="28"/>
-          <w:lang w:eastAsia="zh-CN" w:bidi="hi-IN"/>
-        </w:rPr>
         <w:t>1. Стандартное CTE: переписать запрос из Задания 2.3 (с коррелированным подзапросом) с использованием обобщенного табличного выражения (CTE).</w:t>
       </w:r>
     </w:p>
@@ -1424,7 +1380,7 @@
           <w:kern w:val="2"/>
           <w:sz w:val="28"/>
           <w:szCs w:val="28"/>
-          <w:lang w:val="en-US" w:eastAsia="zh-CN" w:bidi="hi-IN"/>
+          <w:lang w:eastAsia="zh-CN" w:bidi="hi-IN"/>
         </w:rPr>
       </w:pPr>
       <w:r>
@@ -1568,6 +1524,7 @@
       </w:pPr>
       <w:r>
         <w:rPr>
+          <w:noProof/>
           <w:sz w:val="32"/>
           <w:szCs w:val="32"/>
           <w:lang w:val="en-US"/>
@@ -1651,15 +1608,7 @@
           <w:sz w:val="28"/>
           <w:szCs w:val="22"/>
         </w:rPr>
-        <w:t xml:space="preserve">На Рисунках </w:t>
-      </w:r>
-      <w:r>
-        <w:rPr>
-          <w:rFonts w:ascii="Times New Roman" w:hAnsi="Times New Roman" w:cs="Times New Roman"/>
-          <w:sz w:val="28"/>
-          <w:szCs w:val="22"/>
-        </w:rPr>
-        <w:t>2</w:t>
+        <w:t>На Рисунках 2</w:t>
       </w:r>
       <w:r>
         <w:rPr>
@@ -1697,6 +1646,7 @@
       </w:pPr>
       <w:r>
         <w:rPr>
+          <w:noProof/>
           <w:sz w:val="24"/>
           <w:szCs w:val="24"/>
         </w:rPr>
@@ -1797,6 +1747,7 @@
       </w:pPr>
       <w:r>
         <w:rPr>
+          <w:noProof/>
           <w:sz w:val="24"/>
           <w:szCs w:val="24"/>
         </w:rPr>
@@ -1884,6 +1835,7 @@
       </w:pPr>
       <w:r>
         <w:rPr>
+          <w:noProof/>
           <w:sz w:val="24"/>
           <w:szCs w:val="24"/>
         </w:rPr>
@@ -1992,6 +1944,7 @@
       </w:pPr>
       <w:r>
         <w:rPr>
+          <w:noProof/>
           <w:sz w:val="24"/>
           <w:szCs w:val="24"/>
           <w:lang w:val="en-US"/>
@@ -2105,6 +2058,7 @@
         <w:rPr>
           <w:b/>
           <w:bCs/>
+          <w:noProof/>
           <w:sz w:val="24"/>
           <w:szCs w:val="24"/>
           <w:lang w:val="en-US"/>
@@ -3059,36 +3013,18 @@
                 <w:bCs/>
                 <w:sz w:val="20"/>
                 <w:szCs w:val="20"/>
-              </w:rPr>
-            </w:pPr>
-            <w:r>
-              <w:rPr>
-                <w:rFonts w:ascii="Courier New" w:hAnsi="Courier New" w:cs="Courier New"/>
-                <w:bCs/>
-                <w:sz w:val="20"/>
-                <w:szCs w:val="20"/>
-              </w:rPr>
-              <w:t xml:space="preserve">ORDER BY </w:t>
-            </w:r>
-            <w:proofErr w:type="spellStart"/>
-            <w:r>
-              <w:rPr>
-                <w:rFonts w:ascii="Courier New" w:hAnsi="Courier New" w:cs="Courier New"/>
-                <w:bCs/>
-                <w:sz w:val="20"/>
-                <w:szCs w:val="20"/>
-              </w:rPr>
-              <w:t>price</w:t>
-            </w:r>
-            <w:proofErr w:type="spellEnd"/>
-            <w:r>
-              <w:rPr>
-                <w:rFonts w:ascii="Courier New" w:hAnsi="Courier New" w:cs="Courier New"/>
-                <w:bCs/>
-                <w:sz w:val="20"/>
-                <w:szCs w:val="20"/>
-              </w:rPr>
-              <w:t xml:space="preserve"> DESC</w:t>
+                <w:lang w:val="en-US"/>
+              </w:rPr>
+            </w:pPr>
+            <w:r>
+              <w:rPr>
+                <w:rFonts w:ascii="Courier New" w:hAnsi="Courier New" w:cs="Courier New"/>
+                <w:bCs/>
+                <w:sz w:val="20"/>
+                <w:szCs w:val="20"/>
+                <w:lang w:val="en-US"/>
+              </w:rPr>
+              <w:t>ORDER BY price DESC</w:t>
             </w:r>
           </w:p>
         </w:tc>
@@ -3109,6 +3045,7 @@
       </w:pPr>
       <w:r>
         <w:rPr>
+          <w:noProof/>
           <w:sz w:val="32"/>
           <w:szCs w:val="32"/>
           <w:lang w:val="en-US"/>
@@ -4817,6 +4754,7 @@
       </w:pPr>
       <w:r>
         <w:rPr>
+          <w:noProof/>
           <w:sz w:val="28"/>
           <w:szCs w:val="28"/>
           <w:lang w:val="en-US"/>
@@ -5130,7 +5068,6 @@
           <w:i/>
           <w:sz w:val="24"/>
           <w:szCs w:val="24"/>
-          <w:lang w:val="en-US"/>
         </w:rPr>
         <w:t>3</w:t>
       </w:r>
@@ -5471,6 +5408,7 @@
       </w:pPr>
       <w:r>
         <w:rPr>
+          <w:noProof/>
           <w:sz w:val="32"/>
           <w:szCs w:val="32"/>
           <w:lang w:val="en-US"/>
@@ -5624,7 +5562,6 @@
           <w:i/>
           <w:sz w:val="24"/>
           <w:szCs w:val="24"/>
-          <w:lang w:val="en-US"/>
         </w:rPr>
         <w:t>4</w:t>
       </w:r>
@@ -5638,11 +5575,31 @@
       </w:r>
       <w:r>
         <w:rPr>
+          <w:bCs/>
           <w:i/>
           <w:sz w:val="24"/>
           <w:szCs w:val="24"/>
         </w:rPr>
-        <w:t>Клиенты, которые оставляли отзывы с высшим рейтингом</w:t>
+        <w:t xml:space="preserve">Многострочный подзапрос с </w:t>
+      </w:r>
+      <w:r>
+        <w:rPr>
+          <w:bCs/>
+          <w:i/>
+          <w:sz w:val="24"/>
+          <w:szCs w:val="24"/>
+          <w:lang w:val="en-US"/>
+        </w:rPr>
+        <w:t>IN</w:t>
+      </w:r>
+      <w:r>
+        <w:rPr>
+          <w:bCs/>
+          <w:i/>
+          <w:sz w:val="24"/>
+          <w:szCs w:val="24"/>
+        </w:rPr>
+        <w:t xml:space="preserve"> по дате</w:t>
       </w:r>
     </w:p>
     <w:tbl>
@@ -5668,64 +5625,58 @@
                 <w:bCs/>
                 <w:sz w:val="20"/>
                 <w:szCs w:val="20"/>
-                <w:lang w:val="en-US"/>
-              </w:rPr>
-            </w:pPr>
-            <w:r>
-              <w:rPr>
-                <w:rFonts w:ascii="Courier New" w:hAnsi="Courier New" w:cs="Courier New"/>
-                <w:bCs/>
-                <w:sz w:val="20"/>
-                <w:szCs w:val="20"/>
-                <w:lang w:val="en-US"/>
-              </w:rPr>
-              <w:t>SELECT</w:t>
-            </w:r>
-          </w:p>
-          <w:p>
-            <w:pPr>
-              <w:widowControl/>
-              <w:ind w:firstLine="34"/>
-              <w:rPr>
-                <w:rFonts w:ascii="Courier New" w:hAnsi="Courier New" w:cs="Courier New"/>
-                <w:bCs/>
-                <w:sz w:val="20"/>
-                <w:szCs w:val="20"/>
-                <w:lang w:val="en-US"/>
-              </w:rPr>
-            </w:pPr>
-            <w:r>
-              <w:rPr>
-                <w:rFonts w:ascii="Courier New" w:hAnsi="Courier New" w:cs="Courier New"/>
-                <w:bCs/>
-                <w:sz w:val="20"/>
-                <w:szCs w:val="20"/>
-                <w:lang w:val="en-US"/>
-              </w:rPr>
-              <w:t xml:space="preserve">    name,</w:t>
-            </w:r>
-          </w:p>
-          <w:p>
-            <w:pPr>
-              <w:widowControl/>
-              <w:ind w:firstLine="34"/>
-              <w:rPr>
-                <w:rFonts w:ascii="Courier New" w:hAnsi="Courier New" w:cs="Courier New"/>
-                <w:bCs/>
-                <w:sz w:val="20"/>
-                <w:szCs w:val="20"/>
-                <w:lang w:val="en-US"/>
-              </w:rPr>
-            </w:pPr>
-            <w:r>
-              <w:rPr>
-                <w:rFonts w:ascii="Courier New" w:hAnsi="Courier New" w:cs="Courier New"/>
-                <w:bCs/>
-                <w:sz w:val="20"/>
-                <w:szCs w:val="20"/>
-                <w:lang w:val="en-US"/>
-              </w:rPr>
-              <w:t xml:space="preserve">    surname,</w:t>
+              </w:rPr>
+            </w:pPr>
+            <w:r>
+              <w:rPr>
+                <w:rFonts w:ascii="Courier New" w:hAnsi="Courier New" w:cs="Courier New"/>
+                <w:bCs/>
+                <w:sz w:val="20"/>
+                <w:szCs w:val="20"/>
+              </w:rPr>
+              <w:t xml:space="preserve">-- Многострочный подзапрос с </w:t>
+            </w:r>
+            <w:r>
+              <w:rPr>
+                <w:rFonts w:ascii="Courier New" w:hAnsi="Courier New" w:cs="Courier New"/>
+                <w:bCs/>
+                <w:sz w:val="20"/>
+                <w:szCs w:val="20"/>
+                <w:lang w:val="en-US"/>
+              </w:rPr>
+              <w:t>IN</w:t>
+            </w:r>
+            <w:r>
+              <w:rPr>
+                <w:rFonts w:ascii="Courier New" w:hAnsi="Courier New" w:cs="Courier New"/>
+                <w:bCs/>
+                <w:sz w:val="20"/>
+                <w:szCs w:val="20"/>
+              </w:rPr>
+              <w:t xml:space="preserve"> по дате</w:t>
+            </w:r>
+          </w:p>
+          <w:p>
+            <w:pPr>
+              <w:widowControl/>
+              <w:ind w:firstLine="34"/>
+              <w:rPr>
+                <w:rFonts w:ascii="Courier New" w:hAnsi="Courier New" w:cs="Courier New"/>
+                <w:bCs/>
+                <w:sz w:val="20"/>
+                <w:szCs w:val="20"/>
+                <w:lang w:val="en-US"/>
+              </w:rPr>
+            </w:pPr>
+            <w:r>
+              <w:rPr>
+                <w:rFonts w:ascii="Courier New" w:hAnsi="Courier New" w:cs="Courier New"/>
+                <w:bCs/>
+                <w:sz w:val="20"/>
+                <w:szCs w:val="20"/>
+                <w:lang w:val="en-US"/>
+              </w:rPr>
+              <w:t xml:space="preserve">SELECT </w:t>
             </w:r>
           </w:p>
           <w:p>
@@ -5759,31 +5710,18 @@
                 <w:szCs w:val="20"/>
                 <w:lang w:val="en-US"/>
               </w:rPr>
-              <w:t>phone_number</w:t>
+              <w:t>a.id_application</w:t>
             </w:r>
             <w:proofErr w:type="spellEnd"/>
-          </w:p>
-          <w:p>
-            <w:pPr>
-              <w:widowControl/>
-              <w:ind w:firstLine="34"/>
-              <w:rPr>
-                <w:rFonts w:ascii="Courier New" w:hAnsi="Courier New" w:cs="Courier New"/>
-                <w:bCs/>
-                <w:sz w:val="20"/>
-                <w:szCs w:val="20"/>
-                <w:lang w:val="en-US"/>
-              </w:rPr>
-            </w:pPr>
-            <w:r>
-              <w:rPr>
-                <w:rFonts w:ascii="Courier New" w:hAnsi="Courier New" w:cs="Courier New"/>
-                <w:bCs/>
-                <w:sz w:val="20"/>
-                <w:szCs w:val="20"/>
-                <w:lang w:val="en-US"/>
-              </w:rPr>
-              <w:t>FROM</w:t>
+            <w:r>
+              <w:rPr>
+                <w:rFonts w:ascii="Courier New" w:hAnsi="Courier New" w:cs="Courier New"/>
+                <w:bCs/>
+                <w:sz w:val="20"/>
+                <w:szCs w:val="20"/>
+                <w:lang w:val="en-US"/>
+              </w:rPr>
+              <w:t>,</w:t>
             </w:r>
           </w:p>
           <w:p>
@@ -5809,16 +5747,6 @@
               <w:t xml:space="preserve">    </w:t>
             </w:r>
             <w:proofErr w:type="spellStart"/>
-            <w:r>
-              <w:rPr>
-                <w:rFonts w:ascii="Courier New" w:hAnsi="Courier New" w:cs="Courier New"/>
-                <w:bCs/>
-                <w:sz w:val="20"/>
-                <w:szCs w:val="20"/>
-                <w:lang w:val="en-US"/>
-              </w:rPr>
-              <w:t>rassokhin_</w:t>
-            </w:r>
             <w:proofErr w:type="gramStart"/>
             <w:r>
               <w:rPr>
@@ -5828,10 +5756,157 @@
                 <w:szCs w:val="20"/>
                 <w:lang w:val="en-US"/>
               </w:rPr>
-              <w:t>es.client</w:t>
+              <w:t>a.formation</w:t>
+            </w:r>
+            <w:proofErr w:type="gramEnd"/>
+            <w:r>
+              <w:rPr>
+                <w:rFonts w:ascii="Courier New" w:hAnsi="Courier New" w:cs="Courier New"/>
+                <w:bCs/>
+                <w:sz w:val="20"/>
+                <w:szCs w:val="20"/>
+                <w:lang w:val="en-US"/>
+              </w:rPr>
+              <w:t>_date</w:t>
+            </w:r>
+            <w:proofErr w:type="spellEnd"/>
+            <w:r>
+              <w:rPr>
+                <w:rFonts w:ascii="Courier New" w:hAnsi="Courier New" w:cs="Courier New"/>
+                <w:bCs/>
+                <w:sz w:val="20"/>
+                <w:szCs w:val="20"/>
+                <w:lang w:val="en-US"/>
+              </w:rPr>
+              <w:t>,</w:t>
+            </w:r>
+          </w:p>
+          <w:p>
+            <w:pPr>
+              <w:widowControl/>
+              <w:ind w:firstLine="34"/>
+              <w:rPr>
+                <w:rFonts w:ascii="Courier New" w:hAnsi="Courier New" w:cs="Courier New"/>
+                <w:bCs/>
+                <w:sz w:val="20"/>
+                <w:szCs w:val="20"/>
+                <w:lang w:val="en-US"/>
+              </w:rPr>
+            </w:pPr>
+            <w:r>
+              <w:rPr>
+                <w:rFonts w:ascii="Courier New" w:hAnsi="Courier New" w:cs="Courier New"/>
+                <w:bCs/>
+                <w:sz w:val="20"/>
+                <w:szCs w:val="20"/>
+                <w:lang w:val="en-US"/>
+              </w:rPr>
+              <w:t xml:space="preserve">    </w:t>
+            </w:r>
+            <w:proofErr w:type="spellStart"/>
+            <w:proofErr w:type="gramStart"/>
+            <w:r>
+              <w:rPr>
+                <w:rFonts w:ascii="Courier New" w:hAnsi="Courier New" w:cs="Courier New"/>
+                <w:bCs/>
+                <w:sz w:val="20"/>
+                <w:szCs w:val="20"/>
+                <w:lang w:val="en-US"/>
+              </w:rPr>
+              <w:t>a.status</w:t>
             </w:r>
             <w:proofErr w:type="spellEnd"/>
             <w:proofErr w:type="gramEnd"/>
+            <w:r>
+              <w:rPr>
+                <w:rFonts w:ascii="Courier New" w:hAnsi="Courier New" w:cs="Courier New"/>
+                <w:bCs/>
+                <w:sz w:val="20"/>
+                <w:szCs w:val="20"/>
+                <w:lang w:val="en-US"/>
+              </w:rPr>
+              <w:t>,</w:t>
+            </w:r>
+          </w:p>
+          <w:p>
+            <w:pPr>
+              <w:widowControl/>
+              <w:ind w:firstLine="34"/>
+              <w:rPr>
+                <w:rFonts w:ascii="Courier New" w:hAnsi="Courier New" w:cs="Courier New"/>
+                <w:bCs/>
+                <w:sz w:val="20"/>
+                <w:szCs w:val="20"/>
+                <w:lang w:val="en-US"/>
+              </w:rPr>
+            </w:pPr>
+            <w:r>
+              <w:rPr>
+                <w:rFonts w:ascii="Courier New" w:hAnsi="Courier New" w:cs="Courier New"/>
+                <w:bCs/>
+                <w:sz w:val="20"/>
+                <w:szCs w:val="20"/>
+                <w:lang w:val="en-US"/>
+              </w:rPr>
+              <w:t xml:space="preserve">    </w:t>
+            </w:r>
+            <w:proofErr w:type="spellStart"/>
+            <w:r>
+              <w:rPr>
+                <w:rFonts w:ascii="Courier New" w:hAnsi="Courier New" w:cs="Courier New"/>
+                <w:bCs/>
+                <w:sz w:val="20"/>
+                <w:szCs w:val="20"/>
+                <w:lang w:val="en-US"/>
+              </w:rPr>
+              <w:t>a.pay_amount</w:t>
+            </w:r>
+            <w:proofErr w:type="spellEnd"/>
+          </w:p>
+          <w:p>
+            <w:pPr>
+              <w:widowControl/>
+              <w:ind w:firstLine="34"/>
+              <w:rPr>
+                <w:rFonts w:ascii="Courier New" w:hAnsi="Courier New" w:cs="Courier New"/>
+                <w:bCs/>
+                <w:sz w:val="20"/>
+                <w:szCs w:val="20"/>
+                <w:lang w:val="en-US"/>
+              </w:rPr>
+            </w:pPr>
+            <w:r>
+              <w:rPr>
+                <w:rFonts w:ascii="Courier New" w:hAnsi="Courier New" w:cs="Courier New"/>
+                <w:bCs/>
+                <w:sz w:val="20"/>
+                <w:szCs w:val="20"/>
+                <w:lang w:val="en-US"/>
+              </w:rPr>
+              <w:t xml:space="preserve">FROM </w:t>
+            </w:r>
+            <w:proofErr w:type="spellStart"/>
+            <w:r>
+              <w:rPr>
+                <w:rFonts w:ascii="Courier New" w:hAnsi="Courier New" w:cs="Courier New"/>
+                <w:bCs/>
+                <w:sz w:val="20"/>
+                <w:szCs w:val="20"/>
+                <w:lang w:val="en-US"/>
+              </w:rPr>
+              <w:t>rassokhin_es."application</w:t>
+            </w:r>
+            <w:proofErr w:type="spellEnd"/>
+            <w:r>
+              <w:rPr>
+                <w:rFonts w:ascii="Courier New" w:hAnsi="Courier New" w:cs="Courier New"/>
+                <w:bCs/>
+                <w:sz w:val="20"/>
+                <w:szCs w:val="20"/>
+                <w:lang w:val="en-US"/>
+              </w:rPr>
+              <w:t>" AS a</w:t>
+            </w:r>
           </w:p>
           <w:p>
             <w:pPr>
@@ -5857,28 +5932,15 @@
               <w:t>WHERE</w:t>
             </w:r>
             <w:proofErr w:type="gramEnd"/>
-          </w:p>
-          <w:p>
-            <w:pPr>
-              <w:widowControl/>
-              <w:ind w:firstLine="34"/>
-              <w:rPr>
-                <w:rFonts w:ascii="Courier New" w:hAnsi="Courier New" w:cs="Courier New"/>
-                <w:bCs/>
-                <w:sz w:val="20"/>
-                <w:szCs w:val="20"/>
-                <w:lang w:val="en-US"/>
-              </w:rPr>
-            </w:pPr>
-            <w:r>
-              <w:rPr>
-                <w:rFonts w:ascii="Courier New" w:hAnsi="Courier New" w:cs="Courier New"/>
-                <w:bCs/>
-                <w:sz w:val="20"/>
-                <w:szCs w:val="20"/>
-                <w:lang w:val="en-US"/>
-              </w:rPr>
-              <w:t xml:space="preserve">    </w:t>
+            <w:r>
+              <w:rPr>
+                <w:rFonts w:ascii="Courier New" w:hAnsi="Courier New" w:cs="Courier New"/>
+                <w:bCs/>
+                <w:sz w:val="20"/>
+                <w:szCs w:val="20"/>
+                <w:lang w:val="en-US"/>
+              </w:rPr>
+              <w:t xml:space="preserve"> </w:t>
             </w:r>
             <w:proofErr w:type="spellStart"/>
             <w:r>
@@ -5889,7 +5951,7 @@
                 <w:szCs w:val="20"/>
                 <w:lang w:val="en-US"/>
               </w:rPr>
-              <w:t>id_client</w:t>
+              <w:t>a.id_application</w:t>
             </w:r>
             <w:proofErr w:type="spellEnd"/>
             <w:r>
@@ -5923,7 +5985,7 @@
                 <w:szCs w:val="20"/>
                 <w:lang w:val="en-US"/>
               </w:rPr>
-              <w:t xml:space="preserve">        SELECT </w:t>
+              <w:t xml:space="preserve">    SELECT </w:t>
             </w:r>
             <w:proofErr w:type="spellStart"/>
             <w:r>
@@ -5934,7 +5996,7 @@
                 <w:szCs w:val="20"/>
                 <w:lang w:val="en-US"/>
               </w:rPr>
-              <w:t>id_client</w:t>
+              <w:t>t.id_application</w:t>
             </w:r>
             <w:proofErr w:type="spellEnd"/>
           </w:p>
@@ -5958,7 +6020,7 @@
                 <w:szCs w:val="20"/>
                 <w:lang w:val="en-US"/>
               </w:rPr>
-              <w:t xml:space="preserve">        FROM </w:t>
+              <w:t xml:space="preserve">    FROM </w:t>
             </w:r>
             <w:proofErr w:type="spellStart"/>
             <w:r>
@@ -5969,8 +6031,43 @@
                 <w:szCs w:val="20"/>
                 <w:lang w:val="en-US"/>
               </w:rPr>
-              <w:t>rassokhin_</w:t>
-            </w:r>
+              <w:t>rassokhin_es."transaction</w:t>
+            </w:r>
+            <w:proofErr w:type="spellEnd"/>
+            <w:r>
+              <w:rPr>
+                <w:rFonts w:ascii="Courier New" w:hAnsi="Courier New" w:cs="Courier New"/>
+                <w:bCs/>
+                <w:sz w:val="20"/>
+                <w:szCs w:val="20"/>
+                <w:lang w:val="en-US"/>
+              </w:rPr>
+              <w:t>" AS t</w:t>
+            </w:r>
+          </w:p>
+          <w:p>
+            <w:pPr>
+              <w:widowControl/>
+              <w:ind w:firstLine="34"/>
+              <w:rPr>
+                <w:rFonts w:ascii="Courier New" w:hAnsi="Courier New" w:cs="Courier New"/>
+                <w:bCs/>
+                <w:sz w:val="20"/>
+                <w:szCs w:val="20"/>
+                <w:lang w:val="en-US"/>
+              </w:rPr>
+            </w:pPr>
+            <w:r>
+              <w:rPr>
+                <w:rFonts w:ascii="Courier New" w:hAnsi="Courier New" w:cs="Courier New"/>
+                <w:bCs/>
+                <w:sz w:val="20"/>
+                <w:szCs w:val="20"/>
+                <w:lang w:val="en-US"/>
+              </w:rPr>
+              <w:t xml:space="preserve">    WHERE </w:t>
+            </w:r>
+            <w:proofErr w:type="spellStart"/>
             <w:proofErr w:type="gramStart"/>
             <w:r>
               <w:rPr>
@@ -5980,81 +6077,51 @@
                 <w:szCs w:val="20"/>
                 <w:lang w:val="en-US"/>
               </w:rPr>
-              <w:t>es.review</w:t>
+              <w:t>t.date</w:t>
+            </w:r>
+            <w:proofErr w:type="gramEnd"/>
+            <w:r>
+              <w:rPr>
+                <w:rFonts w:ascii="Courier New" w:hAnsi="Courier New" w:cs="Courier New"/>
+                <w:bCs/>
+                <w:sz w:val="20"/>
+                <w:szCs w:val="20"/>
+                <w:lang w:val="en-US"/>
+              </w:rPr>
+              <w:t>_application</w:t>
             </w:r>
             <w:proofErr w:type="spellEnd"/>
-            <w:proofErr w:type="gramEnd"/>
-          </w:p>
-          <w:p>
-            <w:pPr>
-              <w:widowControl/>
-              <w:ind w:firstLine="34"/>
-              <w:rPr>
-                <w:rFonts w:ascii="Courier New" w:hAnsi="Courier New" w:cs="Courier New"/>
-                <w:bCs/>
-                <w:sz w:val="20"/>
-                <w:szCs w:val="20"/>
-              </w:rPr>
-            </w:pPr>
-            <w:r>
-              <w:rPr>
-                <w:rFonts w:ascii="Courier New" w:hAnsi="Courier New" w:cs="Courier New"/>
-                <w:bCs/>
-                <w:sz w:val="20"/>
-                <w:szCs w:val="20"/>
-                <w:lang w:val="en-US"/>
-              </w:rPr>
-              <w:t xml:space="preserve">        </w:t>
-            </w:r>
-            <w:r>
-              <w:rPr>
-                <w:rFonts w:ascii="Courier New" w:hAnsi="Courier New" w:cs="Courier New"/>
-                <w:bCs/>
-                <w:sz w:val="20"/>
-                <w:szCs w:val="20"/>
-              </w:rPr>
-              <w:t xml:space="preserve">WHERE </w:t>
-            </w:r>
-            <w:proofErr w:type="spellStart"/>
-            <w:r>
-              <w:rPr>
-                <w:rFonts w:ascii="Courier New" w:hAnsi="Courier New" w:cs="Courier New"/>
-                <w:bCs/>
-                <w:sz w:val="20"/>
-                <w:szCs w:val="20"/>
-              </w:rPr>
-              <w:t>rate</w:t>
-            </w:r>
-            <w:proofErr w:type="spellEnd"/>
-            <w:r>
-              <w:rPr>
-                <w:rFonts w:ascii="Courier New" w:hAnsi="Courier New" w:cs="Courier New"/>
-                <w:bCs/>
-                <w:sz w:val="20"/>
-                <w:szCs w:val="20"/>
-              </w:rPr>
-              <w:t xml:space="preserve"> = 5</w:t>
-            </w:r>
-          </w:p>
-          <w:p>
-            <w:pPr>
-              <w:widowControl/>
-              <w:ind w:firstLine="34"/>
-              <w:rPr>
-                <w:rFonts w:ascii="Courier New" w:hAnsi="Courier New" w:cs="Courier New"/>
-                <w:bCs/>
-                <w:sz w:val="20"/>
-                <w:szCs w:val="20"/>
-              </w:rPr>
-            </w:pPr>
-            <w:r>
-              <w:rPr>
-                <w:rFonts w:ascii="Courier New" w:hAnsi="Courier New" w:cs="Courier New"/>
-                <w:bCs/>
-                <w:sz w:val="20"/>
-                <w:szCs w:val="20"/>
-              </w:rPr>
-              <w:t xml:space="preserve">    );</w:t>
+            <w:r>
+              <w:rPr>
+                <w:rFonts w:ascii="Courier New" w:hAnsi="Courier New" w:cs="Courier New"/>
+                <w:bCs/>
+                <w:sz w:val="20"/>
+                <w:szCs w:val="20"/>
+                <w:lang w:val="en-US"/>
+              </w:rPr>
+              <w:t xml:space="preserve"> &gt; DATE '2023-01-01'</w:t>
+            </w:r>
+          </w:p>
+          <w:p>
+            <w:pPr>
+              <w:widowControl/>
+              <w:ind w:firstLine="34"/>
+              <w:rPr>
+                <w:rFonts w:ascii="Courier New" w:hAnsi="Courier New" w:cs="Courier New"/>
+                <w:bCs/>
+                <w:sz w:val="20"/>
+                <w:szCs w:val="20"/>
+              </w:rPr>
+            </w:pPr>
+            <w:r>
+              <w:rPr>
+                <w:rFonts w:ascii="Courier New" w:hAnsi="Courier New" w:cs="Courier New"/>
+                <w:bCs/>
+                <w:sz w:val="20"/>
+                <w:szCs w:val="20"/>
+                <w:lang w:val="en-US"/>
+              </w:rPr>
+              <w:t>);</w:t>
             </w:r>
           </w:p>
         </w:tc>
@@ -6078,10 +6145,10 @@
           <w:szCs w:val="32"/>
         </w:rPr>
         <w:drawing>
-          <wp:inline distT="0" distB="0" distL="0" distR="0" wp14:anchorId="4B0513CB" wp14:editId="1CD5314F">
-            <wp:extent cx="4439270" cy="3238952"/>
-            <wp:effectExtent l="0" t="0" r="0" b="0"/>
-            <wp:docPr id="1222068334" name="Рисунок 1"/>
+          <wp:inline distT="0" distB="0" distL="0" distR="0" wp14:anchorId="60BFA54E" wp14:editId="4C5063D0">
+            <wp:extent cx="6122670" cy="3746500"/>
+            <wp:effectExtent l="0" t="0" r="0" b="6350"/>
+            <wp:docPr id="1796890270" name="Рисунок 1"/>
             <wp:cNvGraphicFramePr>
               <a:graphicFrameLocks xmlns:a="http://schemas.openxmlformats.org/drawingml/2006/main" noChangeAspect="1"/>
             </wp:cNvGraphicFramePr>
@@ -6089,7 +6156,7 @@
               <a:graphicData uri="http://schemas.openxmlformats.org/drawingml/2006/picture">
                 <pic:pic xmlns:pic="http://schemas.openxmlformats.org/drawingml/2006/picture">
                   <pic:nvPicPr>
-                    <pic:cNvPr id="1222068334" name=""/>
+                    <pic:cNvPr id="1796890270" name=""/>
                     <pic:cNvPicPr/>
                   </pic:nvPicPr>
                   <pic:blipFill>
@@ -6101,7 +6168,7 @@
                   <pic:spPr>
                     <a:xfrm>
                       <a:off x="0" y="0"/>
-                      <a:ext cx="4439270" cy="3238952"/>
+                      <a:ext cx="6122670" cy="3746500"/>
                     </a:xfrm>
                     <a:prstGeom prst="rect">
                       <a:avLst/>
@@ -6230,7 +6297,6 @@
           <w:bCs/>
           <w:sz w:val="24"/>
           <w:szCs w:val="24"/>
-          <w:lang w:val="en-US"/>
         </w:rPr>
       </w:pPr>
       <w:r>
@@ -6676,6 +6742,7 @@
       </w:pPr>
       <w:r>
         <w:rPr>
+          <w:noProof/>
           <w:sz w:val="32"/>
           <w:szCs w:val="32"/>
           <w:lang w:val="en-US"/>
@@ -7295,6 +7362,7 @@
       </w:pPr>
       <w:r>
         <w:rPr>
+          <w:noProof/>
           <w:sz w:val="32"/>
           <w:szCs w:val="32"/>
           <w:lang w:val="en-US"/>
@@ -8190,6 +8258,7 @@
       </w:pPr>
       <w:r>
         <w:rPr>
+          <w:noProof/>
           <w:sz w:val="32"/>
           <w:szCs w:val="32"/>
         </w:rPr>
@@ -11477,6 +11546,7 @@
       </w:pPr>
       <w:r>
         <w:rPr>
+          <w:noProof/>
           <w:sz w:val="32"/>
           <w:szCs w:val="32"/>
           <w:lang w:val="en-US"/>
